--- a/downloads/documents/05 Materials/Unit 06/Slides/Slides 06.03 - Food Waste Audit in Our Room.docx
+++ b/downloads/documents/05 Materials/Unit 06/Slides/Slides 06.03 - Food Waste Audit in Our Room.docx
@@ -521,19 +521,31 @@
         <w:pStyle w:val="Compact"/>
       </w:pPr>
       <w:r>
+        <w:t xml:space="preserve">Convert grams to pounds: divide by 454</w:t>
+      </w:r>
+    </w:p>
+    <w:p>
+      <w:pPr>
+        <w:numPr>
+          <w:ilvl w:val="0"/>
+          <w:numId w:val="1009"/>
+        </w:numPr>
+        <w:pStyle w:val="Compact"/>
+      </w:pPr>
+      <w:r>
+        <w:t xml:space="preserve">Then times the number of people in our class (that is the exit card number)</w:t>
+      </w:r>
+    </w:p>
+    <w:p>
+      <w:pPr>
+        <w:numPr>
+          <w:ilvl w:val="0"/>
+          <w:numId w:val="1009"/>
+        </w:numPr>
+        <w:pStyle w:val="Compact"/>
+      </w:pPr>
+      <w:r>
         <w:t xml:space="preserve">Then times the number of students in the building</w:t>
-      </w:r>
-    </w:p>
-    <w:p>
-      <w:pPr>
-        <w:numPr>
-          <w:ilvl w:val="0"/>
-          <w:numId w:val="1009"/>
-        </w:numPr>
-        <w:pStyle w:val="Compact"/>
-      </w:pPr>
-      <w:r>
-        <w:t xml:space="preserve">Convert grams to pounds: divide by 454</w:t>
       </w:r>
       <w:r>
         <w:t xml:space="preserve"> </w:t>
@@ -749,7 +761,7 @@
     <w:sectPr>
       <w:headerReference w:type="default" r:id="rId9"/>
       <w:pgSz w:w="12240" w:h="15840"/>
-      <w:pgMar w:top="1440" w:bottom="1440" w:left="1440" w:right="1440" w:header="504"/>
+      <w:pgMar w:top="1296" w:bottom="1296" w:left="1296" w:right="1296" w:header="504"/>
     </w:sectPr>
   </w:body>
 </w:document>
